--- a/backend/temas_archivos/examen_6/aritmetica/aritmetica_pregunta_20.docx
+++ b/backend/temas_archivos/examen_6/aritmetica/aritmetica_pregunta_20.docx
@@ -1,705 +1,705 @@
 
 <file path=word/document.xml><?xml version="1.0" encoding="utf-8"?>
-<ns0:document xmlns:ns0="http://schemas.openxmlformats.org/wordprocessingml/2006/main" xmlns:ns1="http://schemas.openxmlformats.org/markup-compatibility/2006" xmlns:ns10="http://schemas.microsoft.com/office/word/2010/wordprocessingShape" xmlns:ns11="urn:schemas-microsoft-com:vml" xmlns:ns12="urn:schemas-microsoft-com:office:office" xmlns:ns2="http://schemas.microsoft.com/office/word/2010/wordml" xmlns:ns3="http://schemas.openxmlformats.org/officeDocument/2006/math" xmlns:ns4="http://schemas.openxmlformats.org/drawingml/2006/wordprocessingDrawing" xmlns:ns5="http://schemas.microsoft.com/office/word/2010/wordprocessingDrawing" xmlns:ns6="http://schemas.openxmlformats.org/drawingml/2006/main" xmlns:ns7="http://schemas.openxmlformats.org/drawingml/2006/picture" xmlns:ns8="http://schemas.openxmlformats.org/officeDocument/2006/relationships" xmlns:ns9="http://schemas.microsoft.com/office/drawing/2010/main" ns1:Ignorable="w14 w15 w16se w16cid w16 w16cex w16sdtdh w16sdtfl w16du wp14">
-  <ns0:body>
-    <ns0:p ns2:paraId="673A462B" ns2:textId="77777777">
-      <ns0:pPr>
-        <ns0:pStyle ns0:val="Prrafodelista"/>
-        <ns0:numPr>
-          <ns0:ilvl ns0:val="0"/>
-          <ns0:numId ns0:val="1"/>
-        </ns0:numPr>
-        <ns0:jc ns0:val="both"/>
-        <ns0:rPr>
-          <ns0:rFonts ns0:ascii="Times New Roman" ns0:hAnsi="Times New Roman" ns0:cs="Times New Roman"/>
-          <ns0:sz ns0:val="24"/>
-          <ns0:szCs ns0:val="24"/>
-        </ns0:rPr>
-      </ns0:pPr>
-      <ns0:r>
-        <ns0:rPr>
-          <ns0:rFonts ns0:ascii="Times New Roman" ns0:hAnsi="Times New Roman" ns0:cs="Times New Roman"/>
-          <ns0:sz ns0:val="24"/>
-          <ns0:szCs ns0:val="24"/>
-        </ns0:rPr>
-        <ns0:t>Del siguiente gráfico de magnitudes proporcionales.</ns0:t>
-      </ns0:r>
-    </ns0:p>
-    <ns0:p ns2:paraId="41A2D6C2" ns2:textId="77777777">
-      <ns0:pPr>
-        <ns0:pStyle ns0:val="Prrafodelista"/>
-        <ns0:jc ns0:val="both"/>
-        <ns0:rPr>
-          <ns0:rFonts ns0:ascii="Times New Roman" ns0:hAnsi="Times New Roman" ns0:cs="Times New Roman"/>
-          <ns0:sz ns0:val="24"/>
-          <ns0:szCs ns0:val="24"/>
-        </ns0:rPr>
-      </ns0:pPr>
-      <ns0:r>
-        <ns0:rPr>
-          <ns0:rFonts ns0:ascii="Times New Roman" ns0:hAnsi="Times New Roman" ns0:cs="Times New Roman"/>
-          <ns0:sz ns0:val="24"/>
-          <ns0:szCs ns0:val="24"/>
-        </ns0:rPr>
-        <ns0:t xml:space="preserve">Calcular: </ns0:t>
-      </ns0:r>
-      <ns3:oMath>
-        <ns3:r>
-          <ns0:rPr>
-            <ns0:rFonts ns0:ascii="Cambria Math" ns0:hAnsi="Cambria Math" ns0:cs="Times New Roman"/>
-            <ns0:sz ns0:val="24"/>
-            <ns0:szCs ns0:val="24"/>
-          </ns0:rPr>
-          <ns3:t>E=2(a+b)</ns3:t>
-        </ns3:r>
-      </ns3:oMath>
-    </ns0:p>
-    <ns0:p ns2:paraId="1F15A2FA" ns2:textId="77777777">
-      <ns0:pPr>
-        <ns0:pStyle ns0:val="Prrafodelista"/>
-        <ns0:jc ns0:val="both"/>
-        <ns0:rPr>
-          <ns0:rFonts ns0:ascii="Times New Roman" ns0:hAnsi="Times New Roman" ns0:cs="Times New Roman"/>
-          <ns0:sz ns0:val="24"/>
-          <ns0:szCs ns0:val="24"/>
-        </ns0:rPr>
-      </ns0:pPr>
-    </ns0:p>
-    <ns0:p ns2:paraId="1C1A03C6" ns2:textId="77777777">
-      <ns0:pPr>
-        <ns0:pStyle ns0:val="Prrafodelista"/>
-        <ns0:jc ns0:val="both"/>
-        <ns0:rPr>
-          <ns0:rFonts ns0:ascii="Times New Roman" ns0:hAnsi="Times New Roman" ns0:cs="Times New Roman"/>
-          <ns0:sz ns0:val="24"/>
-          <ns0:szCs ns0:val="24"/>
-        </ns0:rPr>
-      </ns0:pPr>
-      <ns0:r>
-        <ns0:rPr>
-          <ns0:rFonts ns0:ascii="Times New Roman" ns0:hAnsi="Times New Roman" ns0:cs="Times New Roman"/>
-          <ns0:noProof/>
-          <ns0:sz ns0:val="24"/>
-          <ns0:szCs ns0:val="24"/>
-          <ns0:lang ns0:eastAsia="es-PE"/>
-        </ns0:rPr>
-        <ns0:drawing>
-          <ns4:anchor distT="0" distB="0" distL="114300" distR="114300" simplePos="0" relativeHeight="251661312" behindDoc="0" locked="0" layoutInCell="1" allowOverlap="1" ns5:anchorId="666557DC" ns5:editId="58E870CE">
-            <ns4:simplePos x="0" y="0"/>
-            <ns4:positionH relativeFrom="column">
-              <ns4:posOffset>2148866</ns4:posOffset>
-            </ns4:positionH>
-            <ns4:positionV relativeFrom="paragraph">
-              <ns4:posOffset>34570</ns4:posOffset>
-            </ns4:positionV>
-            <ns4:extent cx="3260725" cy="2934335"/>
-            <ns4:effectExtent l="0" t="0" r="0" b="0"/>
-            <ns4:wrapSquare wrapText="bothSides"/>
-            <ns4:docPr id="14" name="0 Imagen"/>
-            <ns4:cNvGraphicFramePr>
-              <ns6:graphicFrameLocks noChangeAspect="1"/>
-            </ns4:cNvGraphicFramePr>
-            <ns6:graphic>
-              <ns6:graphicData uri="http://schemas.openxmlformats.org/drawingml/2006/picture">
-                <ns7:pic>
-                  <ns7:nvPicPr>
-                    <ns7:cNvPr id="0" name="a.wmf"/>
-                    <ns7:cNvPicPr/>
-                  </ns7:nvPicPr>
-                  <ns7:blipFill>
-                    <ns6:blip ns8:embed="rId8" cstate="print">
-                      <ns6:extLst>
-                        <ns6:ext uri="{28A0092B-C50C-407E-A947-70E740481C1C}">
+<w:document xmlns:a="http://schemas.openxmlformats.org/drawingml/2006/main" xmlns:m="http://schemas.openxmlformats.org/officeDocument/2006/math" xmlns:mc="http://schemas.openxmlformats.org/markup-compatibility/2006" xmlns:ns10="http://schemas.microsoft.com/office/word/2010/wordprocessingShape" xmlns:ns2="http://schemas.microsoft.com/office/word/2010/wordml" xmlns:ns5="http://schemas.microsoft.com/office/word/2010/wordprocessingDrawing" xmlns:ns9="http://schemas.microsoft.com/office/drawing/2010/main" xmlns:o="urn:schemas-microsoft-com:office:office" xmlns:pic="http://schemas.openxmlformats.org/drawingml/2006/picture" xmlns:r="http://schemas.openxmlformats.org/officeDocument/2006/relationships" xmlns:v="urn:schemas-microsoft-com:vml" xmlns:w="http://schemas.openxmlformats.org/wordprocessingml/2006/main" xmlns:wp="http://schemas.openxmlformats.org/drawingml/2006/wordprocessingDrawing" mc:Ignorable="w14 w15 w16se w16cid w16 w16cex w16sdtdh w16sdtfl w16du wp14">
+  <w:body>
+    <w:p ns2:paraId="673A462B" ns2:textId="77777777">
+      <w:pPr>
+        <w:pStyle w:val="Prrafodelista"/>
+        <w:numPr>
+          <w:ilvl w:val="0"/>
+          <w:numId w:val="1"/>
+        </w:numPr>
+        <w:jc w:val="both"/>
+        <w:rPr>
+          <w:rFonts w:ascii="Times New Roman" w:hAnsi="Times New Roman" w:cs="Times New Roman"/>
+          <w:sz w:val="24"/>
+          <w:szCs w:val="24"/>
+        </w:rPr>
+      </w:pPr>
+      <w:r>
+        <w:rPr>
+          <w:rFonts w:ascii="Times New Roman" w:hAnsi="Times New Roman" w:cs="Times New Roman"/>
+          <w:sz w:val="24"/>
+          <w:szCs w:val="24"/>
+        </w:rPr>
+        <w:t>Del siguiente gráfico de magnitudes proporcionales.</w:t>
+      </w:r>
+    </w:p>
+    <w:p ns2:paraId="41A2D6C2" ns2:textId="77777777">
+      <w:pPr>
+        <w:pStyle w:val="Prrafodelista"/>
+        <w:jc w:val="both"/>
+        <w:rPr>
+          <w:rFonts w:ascii="Times New Roman" w:hAnsi="Times New Roman" w:cs="Times New Roman"/>
+          <w:sz w:val="24"/>
+          <w:szCs w:val="24"/>
+        </w:rPr>
+      </w:pPr>
+      <w:r>
+        <w:rPr>
+          <w:rFonts w:ascii="Times New Roman" w:hAnsi="Times New Roman" w:cs="Times New Roman"/>
+          <w:sz w:val="24"/>
+          <w:szCs w:val="24"/>
+        </w:rPr>
+        <w:t xml:space="preserve">Calcular: </w:t>
+      </w:r>
+      <m:oMath>
+        <m:r>
+          <w:rPr>
+            <w:rFonts w:ascii="Cambria Math" w:hAnsi="Cambria Math" w:cs="Times New Roman"/>
+            <w:sz w:val="24"/>
+            <w:szCs w:val="24"/>
+          </w:rPr>
+          <m:t>E=2(a+b)</m:t>
+        </m:r>
+      </m:oMath>
+    </w:p>
+    <w:p ns2:paraId="1F15A2FA" ns2:textId="77777777">
+      <w:pPr>
+        <w:pStyle w:val="Prrafodelista"/>
+        <w:jc w:val="both"/>
+        <w:rPr>
+          <w:rFonts w:ascii="Times New Roman" w:hAnsi="Times New Roman" w:cs="Times New Roman"/>
+          <w:sz w:val="24"/>
+          <w:szCs w:val="24"/>
+        </w:rPr>
+      </w:pPr>
+    </w:p>
+    <w:p ns2:paraId="1C1A03C6" ns2:textId="77777777">
+      <w:pPr>
+        <w:pStyle w:val="Prrafodelista"/>
+        <w:jc w:val="both"/>
+        <w:rPr>
+          <w:rFonts w:ascii="Times New Roman" w:hAnsi="Times New Roman" w:cs="Times New Roman"/>
+          <w:sz w:val="24"/>
+          <w:szCs w:val="24"/>
+        </w:rPr>
+      </w:pPr>
+      <w:r>
+        <w:rPr>
+          <w:rFonts w:ascii="Times New Roman" w:hAnsi="Times New Roman" w:cs="Times New Roman"/>
+          <w:noProof/>
+          <w:sz w:val="24"/>
+          <w:szCs w:val="24"/>
+          <w:lang w:eastAsia="es-PE"/>
+        </w:rPr>
+        <w:drawing>
+          <wp:anchor distT="0" distB="0" distL="114300" distR="114300" simplePos="0" relativeHeight="251661312" behindDoc="0" locked="0" layoutInCell="1" allowOverlap="1" ns5:anchorId="666557DC" ns5:editId="58E870CE">
+            <wp:simplePos x="0" y="0"/>
+            <wp:positionH relativeFrom="column">
+              <wp:posOffset>2148866</wp:posOffset>
+            </wp:positionH>
+            <wp:positionV relativeFrom="paragraph">
+              <wp:posOffset>34570</wp:posOffset>
+            </wp:positionV>
+            <wp:extent cx="3260725" cy="2934335"/>
+            <wp:effectExtent l="0" t="0" r="0" b="0"/>
+            <wp:wrapSquare wrapText="bothSides"/>
+            <wp:docPr id="14" name="0 Imagen"/>
+            <wp:cNvGraphicFramePr>
+              <a:graphicFrameLocks noChangeAspect="1"/>
+            </wp:cNvGraphicFramePr>
+            <a:graphic>
+              <a:graphicData uri="http://schemas.openxmlformats.org/drawingml/2006/picture">
+                <pic:pic>
+                  <pic:nvPicPr>
+                    <pic:cNvPr id="0" name="a.wmf"/>
+                    <pic:cNvPicPr/>
+                  </pic:nvPicPr>
+                  <pic:blipFill>
+                    <a:blip r:embed="rId8" cstate="print">
+                      <a:extLst>
+                        <a:ext uri="{28A0092B-C50C-407E-A947-70E740481C1C}">
                           <ns9:useLocalDpi val="0"/>
-                        </ns6:ext>
-                      </ns6:extLst>
-                    </ns6:blip>
-                    <ns6:stretch>
-                      <ns6:fillRect/>
-                    </ns6:stretch>
-                  </ns7:blipFill>
-                  <ns7:spPr>
-                    <ns6:xfrm>
-                      <ns6:off x="0" y="0"/>
-                      <ns6:ext cx="3260725" cy="2934335"/>
-                    </ns6:xfrm>
-                    <ns6:prstGeom prst="rect">
-                      <ns6:avLst/>
-                    </ns6:prstGeom>
-                  </ns7:spPr>
-                </ns7:pic>
-              </ns6:graphicData>
-            </ns6:graphic>
+                        </a:ext>
+                      </a:extLst>
+                    </a:blip>
+                    <a:stretch>
+                      <a:fillRect/>
+                    </a:stretch>
+                  </pic:blipFill>
+                  <pic:spPr>
+                    <a:xfrm>
+                      <a:off x="0" y="0"/>
+                      <a:ext cx="3260725" cy="2934335"/>
+                    </a:xfrm>
+                    <a:prstGeom prst="rect">
+                      <a:avLst/>
+                    </a:prstGeom>
+                  </pic:spPr>
+                </pic:pic>
+              </a:graphicData>
+            </a:graphic>
             <ns5:sizeRelH relativeFrom="page">
               <ns5:pctWidth>0</ns5:pctWidth>
             </ns5:sizeRelH>
             <ns5:sizeRelV relativeFrom="page">
               <ns5:pctHeight>0</ns5:pctHeight>
             </ns5:sizeRelV>
-          </ns4:anchor>
-        </ns0:drawing>
-      </ns0:r>
-    </ns0:p>
-    <ns0:p ns2:paraId="2D0F8A30" ns2:textId="77777777">
-      <ns0:pPr>
-        <ns0:pStyle ns0:val="Prrafodelista"/>
-        <ns0:jc ns0:val="both"/>
-        <ns0:rPr>
-          <ns0:rFonts ns0:ascii="Times New Roman" ns0:hAnsi="Times New Roman" ns0:cs="Times New Roman"/>
-          <ns0:sz ns0:val="24"/>
-          <ns0:szCs ns0:val="24"/>
-        </ns0:rPr>
-      </ns0:pPr>
-      <ns0:r>
-        <ns0:rPr>
-          <ns0:rFonts ns0:ascii="Times New Roman" ns0:hAnsi="Times New Roman" ns0:cs="Times New Roman"/>
-          <ns0:noProof/>
-          <ns0:sz ns0:val="24"/>
-          <ns0:szCs ns0:val="24"/>
-          <ns0:lang ns0:eastAsia="es-PE"/>
-        </ns0:rPr>
-        <ns1:AlternateContent>
-          <ns1:Choice Requires="wps">
-            <ns0:drawing>
-              <ns4:anchor distT="0" distB="0" distL="114300" distR="114300" simplePos="0" relativeHeight="251659264" behindDoc="0" locked="0" layoutInCell="1" allowOverlap="1" ns5:anchorId="683C7F87" ns5:editId="73F53F12">
-                <ns4:simplePos x="0" y="0"/>
-                <ns4:positionH relativeFrom="column">
-                  <ns4:posOffset>1814525</ns4:posOffset>
-                </ns4:positionH>
-                <ns4:positionV relativeFrom="paragraph">
-                  <ns4:posOffset>195580</ns4:posOffset>
-                </ns4:positionV>
-                <ns4:extent cx="833755" cy="1403985"/>
-                <ns4:effectExtent l="0" t="0" r="0" b="0"/>
-                <ns4:wrapNone/>
-                <ns4:docPr id="307" name="Cuadro de texto 2"/>
-                <ns4:cNvGraphicFramePr>
-                  <ns6:graphicFrameLocks/>
-                </ns4:cNvGraphicFramePr>
-                <ns6:graphic>
-                  <ns6:graphicData uri="http://schemas.microsoft.com/office/word/2010/wordprocessingShape">
+          </wp:anchor>
+        </w:drawing>
+      </w:r>
+    </w:p>
+    <w:p ns2:paraId="2D0F8A30" ns2:textId="77777777">
+      <w:pPr>
+        <w:pStyle w:val="Prrafodelista"/>
+        <w:jc w:val="both"/>
+        <w:rPr>
+          <w:rFonts w:ascii="Times New Roman" w:hAnsi="Times New Roman" w:cs="Times New Roman"/>
+          <w:sz w:val="24"/>
+          <w:szCs w:val="24"/>
+        </w:rPr>
+      </w:pPr>
+      <w:r>
+        <w:rPr>
+          <w:rFonts w:ascii="Times New Roman" w:hAnsi="Times New Roman" w:cs="Times New Roman"/>
+          <w:noProof/>
+          <w:sz w:val="24"/>
+          <w:szCs w:val="24"/>
+          <w:lang w:eastAsia="es-PE"/>
+        </w:rPr>
+        <mc:AlternateContent>
+          <mc:Choice Requires="wps">
+            <w:drawing>
+              <wp:anchor distT="0" distB="0" distL="114300" distR="114300" simplePos="0" relativeHeight="251659264" behindDoc="0" locked="0" layoutInCell="1" allowOverlap="1" ns5:anchorId="683C7F87" ns5:editId="73F53F12">
+                <wp:simplePos x="0" y="0"/>
+                <wp:positionH relativeFrom="column">
+                  <wp:posOffset>1814525</wp:posOffset>
+                </wp:positionH>
+                <wp:positionV relativeFrom="paragraph">
+                  <wp:posOffset>195580</wp:posOffset>
+                </wp:positionV>
+                <wp:extent cx="833755" cy="1403985"/>
+                <wp:effectExtent l="0" t="0" r="0" b="0"/>
+                <wp:wrapNone/>
+                <wp:docPr id="307" name="Cuadro de texto 2"/>
+                <wp:cNvGraphicFramePr>
+                  <a:graphicFrameLocks/>
+                </wp:cNvGraphicFramePr>
+                <a:graphic>
+                  <a:graphicData uri="http://schemas.microsoft.com/office/word/2010/wordprocessingShape">
                     <ns10:wsp>
                       <ns10:cNvSpPr txBox="1">
-                        <ns6:spLocks noChangeArrowheads="1"/>
+                        <a:spLocks noChangeArrowheads="1"/>
                       </ns10:cNvSpPr>
                       <ns10:spPr bwMode="auto">
-                        <ns6:xfrm>
-                          <ns6:off x="0" y="0"/>
-                          <ns6:ext cx="833755" cy="1403985"/>
-                        </ns6:xfrm>
-                        <ns6:prstGeom prst="rect">
-                          <ns6:avLst/>
-                        </ns6:prstGeom>
-                        <ns6:noFill/>
-                        <ns6:ln w="9525">
-                          <ns6:noFill/>
-                          <ns6:miter lim="800000"/>
-                          <ns6:headEnd/>
-                          <ns6:tailEnd/>
-                        </ns6:ln>
+                        <a:xfrm>
+                          <a:off x="0" y="0"/>
+                          <a:ext cx="833755" cy="1403985"/>
+                        </a:xfrm>
+                        <a:prstGeom prst="rect">
+                          <a:avLst/>
+                        </a:prstGeom>
+                        <a:noFill/>
+                        <a:ln w="9525">
+                          <a:noFill/>
+                          <a:miter lim="800000"/>
+                          <a:headEnd/>
+                          <a:tailEnd/>
+                        </a:ln>
                       </ns10:spPr>
                       <ns10:txbx>
-                        <ns0:txbxContent>
-                          <ns0:p ns2:paraId="455BCC49" ns2:textId="77777777">
-                            <ns0:pPr>
-                              <ns0:rPr>
-                                <ns0:sz ns0:val="28"/>
-                              </ns0:rPr>
-                            </ns0:pPr>
-                            <ns3:oMathPara>
-                              <ns3:oMath>
-                                <ns3:r>
-                                  <ns0:rPr>
-                                    <ns0:rFonts ns0:ascii="Cambria Math" ns0:hAnsi="Cambria Math"/>
-                                    <ns0:sz ns0:val="28"/>
-                                  </ns0:rPr>
-                                  <ns3:t>a</ns3:t>
-                                </ns3:r>
-                              </ns3:oMath>
-                            </ns3:oMathPara>
-                          </ns0:p>
-                        </ns0:txbxContent>
+                        <w:txbxContent>
+                          <w:p ns2:paraId="455BCC49" ns2:textId="77777777">
+                            <w:pPr>
+                              <w:rPr>
+                                <w:sz w:val="28"/>
+                              </w:rPr>
+                            </w:pPr>
+                            <m:oMathPara>
+                              <m:oMath>
+                                <m:r>
+                                  <w:rPr>
+                                    <w:rFonts w:ascii="Cambria Math" w:hAnsi="Cambria Math"/>
+                                    <w:sz w:val="28"/>
+                                  </w:rPr>
+                                  <m:t>a</m:t>
+                                </m:r>
+                              </m:oMath>
+                            </m:oMathPara>
+                          </w:p>
+                        </w:txbxContent>
                       </ns10:txbx>
                       <ns10:bodyPr rot="0" vert="horz" wrap="square" lIns="91440" tIns="45720" rIns="91440" bIns="45720" anchor="t" anchorCtr="0">
-                        <ns6:spAutoFit/>
+                        <a:spAutoFit/>
                       </ns10:bodyPr>
                     </ns10:wsp>
-                  </ns6:graphicData>
-                </ns6:graphic>
+                  </a:graphicData>
+                </a:graphic>
                 <ns5:sizeRelH relativeFrom="margin">
                   <ns5:pctWidth>0</ns5:pctWidth>
                 </ns5:sizeRelH>
                 <ns5:sizeRelV relativeFrom="margin">
                   <ns5:pctHeight>20000</ns5:pctHeight>
                 </ns5:sizeRelV>
-              </ns4:anchor>
-            </ns0:drawing>
-          </ns1:Choice>
-          <ns1:Fallback>
-            <ns0:pict>
-              <ns11:shapetype ns2:anchorId="683C7F87" id="_x0000_t202" coordsize="21600,21600" ns12:spt="202" path="m,l,21600r21600,l21600,xe">
-                <ns11:stroke joinstyle="miter"/>
-                <ns11:path gradientshapeok="t" ns12:connecttype="rect"/>
-              </ns11:shapetype>
-              <ns11:shape id="Cuadro de texto 2" ns12:spid="_x0000_s1026" type="#_x0000_t202" style="position:absolute;left:0;text-align:left;margin-left:142.9pt;margin-top:15.4pt;width:65.65pt;height:110.55pt;z-index:251659264;visibility:visible;mso-wrap-style:square;mso-width-percent:0;mso-height-percent:200;mso-wrap-distance-left:9pt;mso-wrap-distance-top:0;mso-wrap-distance-right:9pt;mso-wrap-distance-bottom:0;mso-position-horizontal:absolute;mso-position-horizontal-relative:text;mso-position-vertical:absolute;mso-position-vertical-relative:text;mso-width-percent:0;mso-height-percent:200;mso-width-relative:margin;mso-height-relative:margin;v-text-anchor:top" ns12:gfxdata="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" filled="f" stroked="f">
-                <ns11:textbox style="mso-fit-shape-to-text:t">
-                  <ns0:txbxContent>
-                    <ns0:p ns2:paraId="455BCC49" ns2:textId="77777777">
-                      <ns0:pPr>
-                        <ns0:rPr>
-                          <ns0:sz ns0:val="28"/>
-                        </ns0:rPr>
-                      </ns0:pPr>
-                      <ns3:oMathPara>
-                        <ns3:oMath>
-                          <ns3:r>
-                            <ns0:rPr>
-                              <ns0:rFonts ns0:ascii="Cambria Math" ns0:hAnsi="Cambria Math"/>
-                              <ns0:sz ns0:val="28"/>
-                            </ns0:rPr>
-                            <ns3:t>a</ns3:t>
-                          </ns3:r>
-                        </ns3:oMath>
-                      </ns3:oMathPara>
-                    </ns0:p>
-                  </ns0:txbxContent>
-                </ns11:textbox>
-              </ns11:shape>
-            </ns0:pict>
-          </ns1:Fallback>
-        </ns1:AlternateContent>
-      </ns0:r>
-    </ns0:p>
-    <ns0:p ns2:paraId="48352350" ns2:textId="77777777">
-      <ns0:pPr>
-        <ns0:pStyle ns0:val="Prrafodelista"/>
-        <ns0:jc ns0:val="both"/>
-        <ns0:rPr>
-          <ns0:rFonts ns0:ascii="Times New Roman" ns0:hAnsi="Times New Roman" ns0:cs="Times New Roman"/>
-          <ns0:sz ns0:val="24"/>
-          <ns0:szCs ns0:val="24"/>
-        </ns0:rPr>
-      </ns0:pPr>
-    </ns0:p>
-    <ns0:p ns2:paraId="39987FAA" ns2:textId="77777777">
-      <ns0:pPr>
-        <ns0:pStyle ns0:val="Prrafodelista"/>
-        <ns0:jc ns0:val="both"/>
-        <ns0:rPr>
-          <ns0:rFonts ns0:ascii="Times New Roman" ns0:hAnsi="Times New Roman" ns0:cs="Times New Roman"/>
-          <ns0:sz ns0:val="24"/>
-          <ns0:szCs ns0:val="24"/>
-        </ns0:rPr>
-      </ns0:pPr>
-    </ns0:p>
-    <ns0:p ns2:paraId="2A66812A" ns2:textId="77777777">
-      <ns0:pPr>
-        <ns0:pStyle ns0:val="Prrafodelista"/>
-        <ns0:jc ns0:val="both"/>
-        <ns0:rPr>
-          <ns0:rFonts ns0:ascii="Times New Roman" ns0:hAnsi="Times New Roman" ns0:cs="Times New Roman"/>
-          <ns0:sz ns0:val="24"/>
-          <ns0:szCs ns0:val="24"/>
-        </ns0:rPr>
-      </ns0:pPr>
-    </ns0:p>
-    <ns0:p ns2:paraId="3975EB05" ns2:textId="77777777">
-      <ns0:pPr>
-        <ns0:pStyle ns0:val="Prrafodelista"/>
-        <ns0:jc ns0:val="both"/>
-        <ns0:rPr>
-          <ns0:rFonts ns0:ascii="Times New Roman" ns0:hAnsi="Times New Roman" ns0:cs="Times New Roman"/>
-          <ns0:sz ns0:val="24"/>
-          <ns0:szCs ns0:val="24"/>
-        </ns0:rPr>
-      </ns0:pPr>
-    </ns0:p>
-    <ns0:p ns2:paraId="7BC5F295" ns2:textId="77777777">
-      <ns0:pPr>
-        <ns0:pStyle ns0:val="Prrafodelista"/>
-        <ns0:jc ns0:val="both"/>
-        <ns0:rPr>
-          <ns0:rFonts ns0:ascii="Times New Roman" ns0:hAnsi="Times New Roman" ns0:cs="Times New Roman"/>
-          <ns0:sz ns0:val="24"/>
-          <ns0:szCs ns0:val="24"/>
-        </ns0:rPr>
-      </ns0:pPr>
-    </ns0:p>
-    <ns0:p ns2:paraId="73F8412D" ns2:textId="77777777">
-      <ns0:pPr>
-        <ns0:pStyle ns0:val="Prrafodelista"/>
-        <ns0:jc ns0:val="both"/>
-        <ns0:rPr>
-          <ns0:rFonts ns0:ascii="Times New Roman" ns0:hAnsi="Times New Roman" ns0:cs="Times New Roman"/>
-          <ns0:sz ns0:val="24"/>
-          <ns0:szCs ns0:val="24"/>
-        </ns0:rPr>
-      </ns0:pPr>
-    </ns0:p>
-    <ns0:p ns2:paraId="15E94FB7" ns2:textId="77777777">
-      <ns0:pPr>
-        <ns0:pStyle ns0:val="Prrafodelista"/>
-        <ns0:jc ns0:val="both"/>
-        <ns0:rPr>
-          <ns0:rFonts ns0:ascii="Times New Roman" ns0:hAnsi="Times New Roman" ns0:cs="Times New Roman"/>
-          <ns0:sz ns0:val="24"/>
-          <ns0:szCs ns0:val="24"/>
-        </ns0:rPr>
-      </ns0:pPr>
-    </ns0:p>
-    <ns0:p ns2:paraId="32A3D667" ns2:textId="77777777">
-      <ns0:pPr>
-        <ns0:pStyle ns0:val="Prrafodelista"/>
-        <ns0:jc ns0:val="both"/>
-        <ns0:rPr>
-          <ns0:rFonts ns0:ascii="Times New Roman" ns0:hAnsi="Times New Roman" ns0:cs="Times New Roman"/>
-          <ns0:sz ns0:val="24"/>
-          <ns0:szCs ns0:val="24"/>
-        </ns0:rPr>
-      </ns0:pPr>
-    </ns0:p>
-    <ns0:p ns2:paraId="52650CBA" ns2:textId="77777777">
-      <ns0:pPr>
-        <ns0:pStyle ns0:val="Prrafodelista"/>
-        <ns0:jc ns0:val="both"/>
-        <ns0:rPr>
-          <ns0:rFonts ns0:ascii="Times New Roman" ns0:hAnsi="Times New Roman" ns0:cs="Times New Roman"/>
-          <ns0:sz ns0:val="24"/>
-          <ns0:szCs ns0:val="24"/>
-        </ns0:rPr>
-      </ns0:pPr>
-    </ns0:p>
-    <ns0:p ns2:paraId="09A61736" ns2:textId="77777777">
-      <ns0:pPr>
-        <ns0:pStyle ns0:val="Prrafodelista"/>
-        <ns0:jc ns0:val="both"/>
-        <ns0:rPr>
-          <ns0:rFonts ns0:ascii="Times New Roman" ns0:hAnsi="Times New Roman" ns0:cs="Times New Roman"/>
-          <ns0:sz ns0:val="24"/>
-          <ns0:szCs ns0:val="24"/>
-        </ns0:rPr>
-      </ns0:pPr>
-    </ns0:p>
-    <ns0:p ns2:paraId="43D52BB6" ns2:textId="77777777">
-      <ns0:pPr>
-        <ns0:pStyle ns0:val="Prrafodelista"/>
-        <ns0:jc ns0:val="both"/>
-        <ns0:rPr>
-          <ns0:rFonts ns0:ascii="Times New Roman" ns0:hAnsi="Times New Roman" ns0:cs="Times New Roman"/>
-          <ns0:sz ns0:val="24"/>
-          <ns0:szCs ns0:val="24"/>
-        </ns0:rPr>
-      </ns0:pPr>
-    </ns0:p>
-    <ns0:p ns2:paraId="63FACEB0" ns2:textId="77777777">
-      <ns0:pPr>
-        <ns0:pStyle ns0:val="Prrafodelista"/>
-        <ns0:jc ns0:val="both"/>
-        <ns0:rPr>
-          <ns0:rFonts ns0:ascii="Times New Roman" ns0:hAnsi="Times New Roman" ns0:cs="Times New Roman"/>
-          <ns0:sz ns0:val="24"/>
-          <ns0:szCs ns0:val="24"/>
-        </ns0:rPr>
-      </ns0:pPr>
-    </ns0:p>
-    <ns0:p ns2:paraId="27D83385" ns2:textId="77777777">
-      <ns0:pPr>
-        <ns0:pStyle ns0:val="Prrafodelista"/>
-        <ns0:jc ns0:val="both"/>
-        <ns0:rPr>
-          <ns0:rFonts ns0:ascii="Times New Roman" ns0:hAnsi="Times New Roman" ns0:cs="Times New Roman"/>
-          <ns0:sz ns0:val="24"/>
-          <ns0:szCs ns0:val="24"/>
-        </ns0:rPr>
-      </ns0:pPr>
-      <ns0:r>
-        <ns0:rPr>
-          <ns0:rFonts ns0:ascii="Times New Roman" ns0:hAnsi="Times New Roman" ns0:cs="Times New Roman"/>
-          <ns0:noProof/>
-          <ns0:sz ns0:val="24"/>
-          <ns0:szCs ns0:val="24"/>
-          <ns0:lang ns0:eastAsia="es-PE"/>
-        </ns0:rPr>
-        <ns1:AlternateContent>
-          <ns1:Choice Requires="wps">
-            <ns0:drawing>
-              <ns4:anchor distT="0" distB="0" distL="114300" distR="114300" simplePos="0" relativeHeight="251660288" behindDoc="0" locked="0" layoutInCell="1" allowOverlap="1" ns5:anchorId="22819E5C" ns5:editId="61A4FCF9">
-                <ns4:simplePos x="0" y="0"/>
-                <ns4:positionH relativeFrom="column">
-                  <ns4:posOffset>3990340</ns4:posOffset>
-                </ns4:positionH>
-                <ns4:positionV relativeFrom="paragraph">
-                  <ns4:posOffset>61900</ns4:posOffset>
-                </ns4:positionV>
-                <ns4:extent cx="504343" cy="1403985"/>
-                <ns4:effectExtent l="0" t="0" r="0" b="0"/>
-                <ns4:wrapNone/>
-                <ns4:docPr id="15" name="Cuadro de texto 2"/>
-                <ns4:cNvGraphicFramePr>
-                  <ns6:graphicFrameLocks/>
-                </ns4:cNvGraphicFramePr>
-                <ns6:graphic>
-                  <ns6:graphicData uri="http://schemas.microsoft.com/office/word/2010/wordprocessingShape">
+              </wp:anchor>
+            </w:drawing>
+          </mc:Choice>
+          <mc:Fallback>
+            <w:pict>
+              <v:shapetype ns2:anchorId="683C7F87" id="_x0000_t202" coordsize="21600,21600" o:spt="202" path="m,l,21600r21600,l21600,xe">
+                <v:stroke joinstyle="miter"/>
+                <v:path gradientshapeok="t" o:connecttype="rect"/>
+              </v:shapetype>
+              <v:shape id="Cuadro de texto 2" o:spid="_x0000_s1026" type="#_x0000_t202" style="position:absolute;left:0;text-align:left;margin-left:142.9pt;margin-top:15.4pt;width:65.65pt;height:110.55pt;z-index:251659264;visibility:visible;mso-wrap-style:square;mso-width-percent:0;mso-height-percent:200;mso-wrap-distance-left:9pt;mso-wrap-distance-top:0;mso-wrap-distance-right:9pt;mso-wrap-distance-bottom:0;mso-position-horizontal:absolute;mso-position-horizontal-relative:text;mso-position-vertical:absolute;mso-position-vertical-relative:text;mso-width-percent:0;mso-height-percent:200;mso-width-relative:margin;mso-height-relative:margin;v-text-anchor:top" o:gfxdata="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" filled="f" stroked="f">
+                <v:textbox style="mso-fit-shape-to-text:t">
+                  <w:txbxContent>
+                    <w:p ns2:paraId="455BCC49" ns2:textId="77777777">
+                      <w:pPr>
+                        <w:rPr>
+                          <w:sz w:val="28"/>
+                        </w:rPr>
+                      </w:pPr>
+                      <m:oMathPara>
+                        <m:oMath>
+                          <m:r>
+                            <w:rPr>
+                              <w:rFonts w:ascii="Cambria Math" w:hAnsi="Cambria Math"/>
+                              <w:sz w:val="28"/>
+                            </w:rPr>
+                            <m:t>a</m:t>
+                          </m:r>
+                        </m:oMath>
+                      </m:oMathPara>
+                    </w:p>
+                  </w:txbxContent>
+                </v:textbox>
+              </v:shape>
+            </w:pict>
+          </mc:Fallback>
+        </mc:AlternateContent>
+      </w:r>
+    </w:p>
+    <w:p ns2:paraId="48352350" ns2:textId="77777777">
+      <w:pPr>
+        <w:pStyle w:val="Prrafodelista"/>
+        <w:jc w:val="both"/>
+        <w:rPr>
+          <w:rFonts w:ascii="Times New Roman" w:hAnsi="Times New Roman" w:cs="Times New Roman"/>
+          <w:sz w:val="24"/>
+          <w:szCs w:val="24"/>
+        </w:rPr>
+      </w:pPr>
+    </w:p>
+    <w:p ns2:paraId="39987FAA" ns2:textId="77777777">
+      <w:pPr>
+        <w:pStyle w:val="Prrafodelista"/>
+        <w:jc w:val="both"/>
+        <w:rPr>
+          <w:rFonts w:ascii="Times New Roman" w:hAnsi="Times New Roman" w:cs="Times New Roman"/>
+          <w:sz w:val="24"/>
+          <w:szCs w:val="24"/>
+        </w:rPr>
+      </w:pPr>
+    </w:p>
+    <w:p ns2:paraId="2A66812A" ns2:textId="77777777">
+      <w:pPr>
+        <w:pStyle w:val="Prrafodelista"/>
+        <w:jc w:val="both"/>
+        <w:rPr>
+          <w:rFonts w:ascii="Times New Roman" w:hAnsi="Times New Roman" w:cs="Times New Roman"/>
+          <w:sz w:val="24"/>
+          <w:szCs w:val="24"/>
+        </w:rPr>
+      </w:pPr>
+    </w:p>
+    <w:p ns2:paraId="3975EB05" ns2:textId="77777777">
+      <w:pPr>
+        <w:pStyle w:val="Prrafodelista"/>
+        <w:jc w:val="both"/>
+        <w:rPr>
+          <w:rFonts w:ascii="Times New Roman" w:hAnsi="Times New Roman" w:cs="Times New Roman"/>
+          <w:sz w:val="24"/>
+          <w:szCs w:val="24"/>
+        </w:rPr>
+      </w:pPr>
+    </w:p>
+    <w:p ns2:paraId="7BC5F295" ns2:textId="77777777">
+      <w:pPr>
+        <w:pStyle w:val="Prrafodelista"/>
+        <w:jc w:val="both"/>
+        <w:rPr>
+          <w:rFonts w:ascii="Times New Roman" w:hAnsi="Times New Roman" w:cs="Times New Roman"/>
+          <w:sz w:val="24"/>
+          <w:szCs w:val="24"/>
+        </w:rPr>
+      </w:pPr>
+    </w:p>
+    <w:p ns2:paraId="73F8412D" ns2:textId="77777777">
+      <w:pPr>
+        <w:pStyle w:val="Prrafodelista"/>
+        <w:jc w:val="both"/>
+        <w:rPr>
+          <w:rFonts w:ascii="Times New Roman" w:hAnsi="Times New Roman" w:cs="Times New Roman"/>
+          <w:sz w:val="24"/>
+          <w:szCs w:val="24"/>
+        </w:rPr>
+      </w:pPr>
+    </w:p>
+    <w:p ns2:paraId="15E94FB7" ns2:textId="77777777">
+      <w:pPr>
+        <w:pStyle w:val="Prrafodelista"/>
+        <w:jc w:val="both"/>
+        <w:rPr>
+          <w:rFonts w:ascii="Times New Roman" w:hAnsi="Times New Roman" w:cs="Times New Roman"/>
+          <w:sz w:val="24"/>
+          <w:szCs w:val="24"/>
+        </w:rPr>
+      </w:pPr>
+    </w:p>
+    <w:p ns2:paraId="32A3D667" ns2:textId="77777777">
+      <w:pPr>
+        <w:pStyle w:val="Prrafodelista"/>
+        <w:jc w:val="both"/>
+        <w:rPr>
+          <w:rFonts w:ascii="Times New Roman" w:hAnsi="Times New Roman" w:cs="Times New Roman"/>
+          <w:sz w:val="24"/>
+          <w:szCs w:val="24"/>
+        </w:rPr>
+      </w:pPr>
+    </w:p>
+    <w:p ns2:paraId="52650CBA" ns2:textId="77777777">
+      <w:pPr>
+        <w:pStyle w:val="Prrafodelista"/>
+        <w:jc w:val="both"/>
+        <w:rPr>
+          <w:rFonts w:ascii="Times New Roman" w:hAnsi="Times New Roman" w:cs="Times New Roman"/>
+          <w:sz w:val="24"/>
+          <w:szCs w:val="24"/>
+        </w:rPr>
+      </w:pPr>
+    </w:p>
+    <w:p ns2:paraId="09A61736" ns2:textId="77777777">
+      <w:pPr>
+        <w:pStyle w:val="Prrafodelista"/>
+        <w:jc w:val="both"/>
+        <w:rPr>
+          <w:rFonts w:ascii="Times New Roman" w:hAnsi="Times New Roman" w:cs="Times New Roman"/>
+          <w:sz w:val="24"/>
+          <w:szCs w:val="24"/>
+        </w:rPr>
+      </w:pPr>
+    </w:p>
+    <w:p ns2:paraId="43D52BB6" ns2:textId="77777777">
+      <w:pPr>
+        <w:pStyle w:val="Prrafodelista"/>
+        <w:jc w:val="both"/>
+        <w:rPr>
+          <w:rFonts w:ascii="Times New Roman" w:hAnsi="Times New Roman" w:cs="Times New Roman"/>
+          <w:sz w:val="24"/>
+          <w:szCs w:val="24"/>
+        </w:rPr>
+      </w:pPr>
+    </w:p>
+    <w:p ns2:paraId="63FACEB0" ns2:textId="77777777">
+      <w:pPr>
+        <w:pStyle w:val="Prrafodelista"/>
+        <w:jc w:val="both"/>
+        <w:rPr>
+          <w:rFonts w:ascii="Times New Roman" w:hAnsi="Times New Roman" w:cs="Times New Roman"/>
+          <w:sz w:val="24"/>
+          <w:szCs w:val="24"/>
+        </w:rPr>
+      </w:pPr>
+    </w:p>
+    <w:p ns2:paraId="27D83385" ns2:textId="77777777">
+      <w:pPr>
+        <w:pStyle w:val="Prrafodelista"/>
+        <w:jc w:val="both"/>
+        <w:rPr>
+          <w:rFonts w:ascii="Times New Roman" w:hAnsi="Times New Roman" w:cs="Times New Roman"/>
+          <w:sz w:val="24"/>
+          <w:szCs w:val="24"/>
+        </w:rPr>
+      </w:pPr>
+      <w:r>
+        <w:rPr>
+          <w:rFonts w:ascii="Times New Roman" w:hAnsi="Times New Roman" w:cs="Times New Roman"/>
+          <w:noProof/>
+          <w:sz w:val="24"/>
+          <w:szCs w:val="24"/>
+          <w:lang w:eastAsia="es-PE"/>
+        </w:rPr>
+        <mc:AlternateContent>
+          <mc:Choice Requires="wps">
+            <w:drawing>
+              <wp:anchor distT="0" distB="0" distL="114300" distR="114300" simplePos="0" relativeHeight="251660288" behindDoc="0" locked="0" layoutInCell="1" allowOverlap="1" ns5:anchorId="22819E5C" ns5:editId="61A4FCF9">
+                <wp:simplePos x="0" y="0"/>
+                <wp:positionH relativeFrom="column">
+                  <wp:posOffset>3990340</wp:posOffset>
+                </wp:positionH>
+                <wp:positionV relativeFrom="paragraph">
+                  <wp:posOffset>61900</wp:posOffset>
+                </wp:positionV>
+                <wp:extent cx="504343" cy="1403985"/>
+                <wp:effectExtent l="0" t="0" r="0" b="0"/>
+                <wp:wrapNone/>
+                <wp:docPr id="15" name="Cuadro de texto 2"/>
+                <wp:cNvGraphicFramePr>
+                  <a:graphicFrameLocks/>
+                </wp:cNvGraphicFramePr>
+                <a:graphic>
+                  <a:graphicData uri="http://schemas.microsoft.com/office/word/2010/wordprocessingShape">
                     <ns10:wsp>
                       <ns10:cNvSpPr txBox="1">
-                        <ns6:spLocks noChangeArrowheads="1"/>
+                        <a:spLocks noChangeArrowheads="1"/>
                       </ns10:cNvSpPr>
                       <ns10:spPr bwMode="auto">
-                        <ns6:xfrm>
-                          <ns6:off x="0" y="0"/>
-                          <ns6:ext cx="504343" cy="1403985"/>
-                        </ns6:xfrm>
-                        <ns6:prstGeom prst="rect">
-                          <ns6:avLst/>
-                        </ns6:prstGeom>
-                        <ns6:noFill/>
-                        <ns6:ln w="9525">
-                          <ns6:noFill/>
-                          <ns6:miter lim="800000"/>
-                          <ns6:headEnd/>
-                          <ns6:tailEnd/>
-                        </ns6:ln>
+                        <a:xfrm>
+                          <a:off x="0" y="0"/>
+                          <a:ext cx="504343" cy="1403985"/>
+                        </a:xfrm>
+                        <a:prstGeom prst="rect">
+                          <a:avLst/>
+                        </a:prstGeom>
+                        <a:noFill/>
+                        <a:ln w="9525">
+                          <a:noFill/>
+                          <a:miter lim="800000"/>
+                          <a:headEnd/>
+                          <a:tailEnd/>
+                        </a:ln>
                       </ns10:spPr>
                       <ns10:txbx>
-                        <ns0:txbxContent>
-                          <ns0:p ns2:paraId="6958E9DE" ns2:textId="77777777">
-                            <ns0:pPr>
-                              <ns0:rPr>
-                                <ns0:sz ns0:val="28"/>
-                              </ns0:rPr>
-                            </ns0:pPr>
-                            <ns3:oMathPara>
-                              <ns3:oMath>
-                                <ns3:r>
-                                  <ns0:rPr>
-                                    <ns0:rFonts ns0:ascii="Cambria Math" ns0:hAnsi="Cambria Math"/>
-                                    <ns0:sz ns0:val="28"/>
-                                  </ns0:rPr>
-                                  <ns3:t>b</ns3:t>
-                                </ns3:r>
-                              </ns3:oMath>
-                            </ns3:oMathPara>
-                          </ns0:p>
-                        </ns0:txbxContent>
+                        <w:txbxContent>
+                          <w:p ns2:paraId="6958E9DE" ns2:textId="77777777">
+                            <w:pPr>
+                              <w:rPr>
+                                <w:sz w:val="28"/>
+                              </w:rPr>
+                            </w:pPr>
+                            <m:oMathPara>
+                              <m:oMath>
+                                <m:r>
+                                  <w:rPr>
+                                    <w:rFonts w:ascii="Cambria Math" w:hAnsi="Cambria Math"/>
+                                    <w:sz w:val="28"/>
+                                  </w:rPr>
+                                  <m:t>b</m:t>
+                                </m:r>
+                              </m:oMath>
+                            </m:oMathPara>
+                          </w:p>
+                        </w:txbxContent>
                       </ns10:txbx>
                       <ns10:bodyPr rot="0" vert="horz" wrap="square" lIns="91440" tIns="45720" rIns="91440" bIns="45720" anchor="t" anchorCtr="0">
-                        <ns6:spAutoFit/>
+                        <a:spAutoFit/>
                       </ns10:bodyPr>
                     </ns10:wsp>
-                  </ns6:graphicData>
-                </ns6:graphic>
+                  </a:graphicData>
+                </a:graphic>
                 <ns5:sizeRelH relativeFrom="margin">
                   <ns5:pctWidth>0</ns5:pctWidth>
                 </ns5:sizeRelH>
                 <ns5:sizeRelV relativeFrom="margin">
                   <ns5:pctHeight>20000</ns5:pctHeight>
                 </ns5:sizeRelV>
-              </ns4:anchor>
-            </ns0:drawing>
-          </ns1:Choice>
-          <ns1:Fallback>
-            <ns0:pict>
-              <ns11:shape ns2:anchorId="22819E5C" id="_x0000_s1027" type="#_x0000_t202" style="position:absolute;left:0;text-align:left;margin-left:314.2pt;margin-top:4.85pt;width:39.7pt;height:110.55pt;z-index:251660288;visibility:visible;mso-wrap-style:square;mso-width-percent:0;mso-height-percent:200;mso-wrap-distance-left:9pt;mso-wrap-distance-top:0;mso-wrap-distance-right:9pt;mso-wrap-distance-bottom:0;mso-position-horizontal:absolute;mso-position-horizontal-relative:text;mso-position-vertical:absolute;mso-position-vertical-relative:text;mso-width-percent:0;mso-height-percent:200;mso-width-relative:margin;mso-height-relative:margin;v-text-anchor:top" ns12:gfxdata="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" filled="f" stroked="f">
-                <ns11:textbox style="mso-fit-shape-to-text:t">
-                  <ns0:txbxContent>
-                    <ns0:p ns2:paraId="6958E9DE" ns2:textId="77777777">
-                      <ns0:pPr>
-                        <ns0:rPr>
-                          <ns0:sz ns0:val="28"/>
-                        </ns0:rPr>
-                      </ns0:pPr>
-                      <ns3:oMathPara>
-                        <ns3:oMath>
-                          <ns3:r>
-                            <ns0:rPr>
-                              <ns0:rFonts ns0:ascii="Cambria Math" ns0:hAnsi="Cambria Math"/>
-                              <ns0:sz ns0:val="28"/>
-                            </ns0:rPr>
-                            <ns3:t>b</ns3:t>
-                          </ns3:r>
-                        </ns3:oMath>
-                      </ns3:oMathPara>
-                    </ns0:p>
-                  </ns0:txbxContent>
-                </ns11:textbox>
-              </ns11:shape>
-            </ns0:pict>
-          </ns1:Fallback>
-        </ns1:AlternateContent>
-      </ns0:r>
-    </ns0:p>
-    <ns0:p ns2:paraId="2C3D3947" ns2:textId="77777777">
-      <ns0:pPr>
-        <ns0:pStyle ns0:val="Prrafodelista"/>
-        <ns0:jc ns0:val="both"/>
-        <ns0:rPr>
-          <ns0:rFonts ns0:ascii="Times New Roman" ns0:hAnsi="Times New Roman" ns0:cs="Times New Roman"/>
-          <ns0:sz ns0:val="24"/>
-          <ns0:szCs ns0:val="24"/>
-        </ns0:rPr>
-      </ns0:pPr>
-    </ns0:p>
-    <ns0:p ns2:paraId="43CB28F7" ns2:textId="77777777">
-      <ns0:pPr>
-        <ns0:pStyle ns0:val="Prrafodelista"/>
-        <ns0:rPr>
-          <ns0:rFonts ns0:ascii="Times New Roman" ns0:hAnsi="Times New Roman" ns0:cs="Times New Roman"/>
-          <ns0:sz ns0:val="24"/>
-          <ns0:szCs ns0:val="24"/>
-        </ns0:rPr>
-      </ns0:pPr>
-    </ns0:p>
-    <ns0:p ns2:paraId="63EF7334" ns2:textId="77777777">
-      <ns0:pPr>
-        <ns0:pStyle ns0:val="Prrafodelista"/>
-        <ns0:numPr>
-          <ns0:ilvl ns0:val="0"/>
-          <ns0:numId ns0:val="19"/>
-        </ns0:numPr>
-        <ns0:rPr>
-          <ns0:rFonts ns0:ascii="Times New Roman" ns0:hAnsi="Times New Roman" ns0:cs="Times New Roman"/>
-          <ns0:sz ns0:val="24"/>
-          <ns0:szCs ns0:val="24"/>
-          <ns0:highlight ns0:val="yellow"/>
-        </ns0:rPr>
-      </ns0:pPr>
-      <ns0:r>
-        <ns0:rPr>
-          <ns0:rFonts ns0:ascii="Times New Roman" ns0:hAnsi="Times New Roman" ns0:cs="Times New Roman"/>
-          <ns0:sz ns0:val="24"/>
-          <ns0:szCs ns0:val="24"/>
-          <ns0:highlight ns0:val="yellow"/>
-        </ns0:rPr>
-        <ns0:t>75</ns0:t>
-      </ns0:r>
-    </ns0:p>
-    <ns0:p ns2:paraId="74238C2C" ns2:textId="77777777">
-      <ns0:pPr>
-        <ns0:pStyle ns0:val="Prrafodelista"/>
-        <ns0:numPr>
-          <ns0:ilvl ns0:val="0"/>
-          <ns0:numId ns0:val="19"/>
-        </ns0:numPr>
-        <ns0:rPr>
-          <ns0:rFonts ns0:ascii="Times New Roman" ns0:hAnsi="Times New Roman" ns0:cs="Times New Roman"/>
-          <ns0:sz ns0:val="24"/>
-          <ns0:szCs ns0:val="24"/>
-        </ns0:rPr>
-      </ns0:pPr>
-      <ns0:r>
-        <ns0:rPr>
-          <ns0:rFonts ns0:ascii="Times New Roman" ns0:hAnsi="Times New Roman" ns0:cs="Times New Roman"/>
-          <ns0:sz ns0:val="24"/>
-          <ns0:szCs ns0:val="24"/>
-        </ns0:rPr>
-        <ns0:t>80</ns0:t>
-      </ns0:r>
-    </ns0:p>
-    <ns0:p ns2:paraId="12C55E9C" ns2:textId="77777777">
-      <ns0:pPr>
-        <ns0:pStyle ns0:val="Prrafodelista"/>
-        <ns0:numPr>
-          <ns0:ilvl ns0:val="0"/>
-          <ns0:numId ns0:val="19"/>
-        </ns0:numPr>
-        <ns0:rPr>
-          <ns0:rFonts ns0:ascii="Times New Roman" ns0:hAnsi="Times New Roman" ns0:cs="Times New Roman"/>
-          <ns0:sz ns0:val="24"/>
-          <ns0:szCs ns0:val="24"/>
-        </ns0:rPr>
-      </ns0:pPr>
-      <ns0:r>
-        <ns0:rPr>
-          <ns0:rFonts ns0:ascii="Times New Roman" ns0:hAnsi="Times New Roman" ns0:cs="Times New Roman"/>
-          <ns0:sz ns0:val="24"/>
-          <ns0:szCs ns0:val="24"/>
-        </ns0:rPr>
-        <ns0:t>150</ns0:t>
-      </ns0:r>
-    </ns0:p>
-    <ns0:p ns2:paraId="38CB4C6E" ns2:textId="77777777">
-      <ns0:pPr>
-        <ns0:pStyle ns0:val="Prrafodelista"/>
-        <ns0:numPr>
-          <ns0:ilvl ns0:val="0"/>
-          <ns0:numId ns0:val="19"/>
-        </ns0:numPr>
-        <ns0:rPr>
-          <ns0:rFonts ns0:ascii="Times New Roman" ns0:hAnsi="Times New Roman" ns0:cs="Times New Roman"/>
-          <ns0:sz ns0:val="24"/>
-          <ns0:szCs ns0:val="24"/>
-        </ns0:rPr>
-      </ns0:pPr>
-      <ns0:r>
-        <ns0:rPr>
-          <ns0:rFonts ns0:ascii="Times New Roman" ns0:hAnsi="Times New Roman" ns0:cs="Times New Roman"/>
-          <ns0:sz ns0:val="24"/>
-          <ns0:szCs ns0:val="24"/>
-        </ns0:rPr>
-        <ns0:t>70</ns0:t>
-      </ns0:r>
-    </ns0:p>
-    <ns0:p ns2:paraId="6A3FF5EB" ns2:textId="77777777">
-      <ns0:pPr>
-        <ns0:pStyle ns0:val="Prrafodelista"/>
-        <ns0:numPr>
-          <ns0:ilvl ns0:val="0"/>
-          <ns0:numId ns0:val="19"/>
-        </ns0:numPr>
-        <ns0:rPr>
-          <ns0:rFonts ns0:ascii="Times New Roman" ns0:hAnsi="Times New Roman" ns0:cs="Times New Roman"/>
-          <ns0:sz ns0:val="24"/>
-          <ns0:szCs ns0:val="24"/>
-        </ns0:rPr>
-      </ns0:pPr>
-      <ns0:r>
-        <ns0:rPr>
-          <ns0:rFonts ns0:ascii="Times New Roman" ns0:hAnsi="Times New Roman" ns0:cs="Times New Roman"/>
-          <ns0:sz ns0:val="24"/>
-          <ns0:szCs ns0:val="24"/>
-        </ns0:rPr>
-        <ns0:t>50</ns0:t>
-      </ns0:r>
-    </ns0:p>
-    <ns0:p ns2:paraId="32CA3008" ns2:textId="77777777">
-      <ns0:pPr>
-        <ns0:rPr>
-          <ns0:rFonts ns0:ascii="Times New Roman" ns0:hAnsi="Times New Roman" ns0:cs="Times New Roman"/>
-          <ns0:sz ns0:val="24"/>
-          <ns0:szCs ns0:val="24"/>
-        </ns0:rPr>
-      </ns0:pPr>
-    </ns0:p>
-    <ns0:p ns2:paraId="11A17FD2" ns2:textId="77777777">
-      <ns0:pPr>
-        <ns0:rPr>
-          <ns0:rFonts ns0:ascii="Times New Roman" ns0:hAnsi="Times New Roman" ns0:cs="Times New Roman"/>
-          <ns0:b/>
-          <ns0:sz ns0:val="24"/>
-          <ns0:szCs ns0:val="24"/>
-        </ns0:rPr>
-      </ns0:pPr>
-      <ns0:r>
-        <ns0:rPr>
-          <ns0:rFonts ns0:ascii="Times New Roman" ns0:hAnsi="Times New Roman" ns0:cs="Times New Roman"/>
-          <ns0:b/>
-          <ns0:sz ns0:val="24"/>
-          <ns0:szCs ns0:val="24"/>
-        </ns0:rPr>
-        <ns0:br ns0:type="page"/>
-      </ns0:r>
-    </ns0:p>
-    <ns0:p/>
-    <ns0:sectPr ns0:rsidR="006C372E" ns0:rsidRPr="00751676" ns0:rsidSect="00544F5E">
-      <ns0:headerReference ns0:type="default" ns8:id="rId19"/>
-      <ns0:footerReference ns0:type="default" ns8:id="rId20"/>
-      <ns0:pgSz ns0:w="12242" ns0:h="18722"/>
-      <ns0:pgMar ns0:top="1134" ns0:right="1134" ns0:bottom="1134" ns0:left="1134" ns0:header="709" ns0:footer="709" ns0:gutter="0"/>
-      <ns0:cols ns0:space="708"/>
-      <ns0:docGrid ns0:linePitch="360"/>
-    </ns0:sectPr>
-  </ns0:body>
-</ns0:document>
+              </wp:anchor>
+            </w:drawing>
+          </mc:Choice>
+          <mc:Fallback>
+            <w:pict>
+              <v:shape ns2:anchorId="22819E5C" id="_x0000_s1027" type="#_x0000_t202" style="position:absolute;left:0;text-align:left;margin-left:314.2pt;margin-top:4.85pt;width:39.7pt;height:110.55pt;z-index:251660288;visibility:visible;mso-wrap-style:square;mso-width-percent:0;mso-height-percent:200;mso-wrap-distance-left:9pt;mso-wrap-distance-top:0;mso-wrap-distance-right:9pt;mso-wrap-distance-bottom:0;mso-position-horizontal:absolute;mso-position-horizontal-relative:text;mso-position-vertical:absolute;mso-position-vertical-relative:text;mso-width-percent:0;mso-height-percent:200;mso-width-relative:margin;mso-height-relative:margin;v-text-anchor:top" o:gfxdata="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" filled="f" stroked="f">
+                <v:textbox style="mso-fit-shape-to-text:t">
+                  <w:txbxContent>
+                    <w:p ns2:paraId="6958E9DE" ns2:textId="77777777">
+                      <w:pPr>
+                        <w:rPr>
+                          <w:sz w:val="28"/>
+                        </w:rPr>
+                      </w:pPr>
+                      <m:oMathPara>
+                        <m:oMath>
+                          <m:r>
+                            <w:rPr>
+                              <w:rFonts w:ascii="Cambria Math" w:hAnsi="Cambria Math"/>
+                              <w:sz w:val="28"/>
+                            </w:rPr>
+                            <m:t>b</m:t>
+                          </m:r>
+                        </m:oMath>
+                      </m:oMathPara>
+                    </w:p>
+                  </w:txbxContent>
+                </v:textbox>
+              </v:shape>
+            </w:pict>
+          </mc:Fallback>
+        </mc:AlternateContent>
+      </w:r>
+    </w:p>
+    <w:p ns2:paraId="2C3D3947" ns2:textId="77777777">
+      <w:pPr>
+        <w:pStyle w:val="Prrafodelista"/>
+        <w:jc w:val="both"/>
+        <w:rPr>
+          <w:rFonts w:ascii="Times New Roman" w:hAnsi="Times New Roman" w:cs="Times New Roman"/>
+          <w:sz w:val="24"/>
+          <w:szCs w:val="24"/>
+        </w:rPr>
+      </w:pPr>
+    </w:p>
+    <w:p ns2:paraId="43CB28F7" ns2:textId="77777777">
+      <w:pPr>
+        <w:pStyle w:val="Prrafodelista"/>
+        <w:rPr>
+          <w:rFonts w:ascii="Times New Roman" w:hAnsi="Times New Roman" w:cs="Times New Roman"/>
+          <w:sz w:val="24"/>
+          <w:szCs w:val="24"/>
+        </w:rPr>
+      </w:pPr>
+    </w:p>
+    <w:p ns2:paraId="63EF7334" ns2:textId="77777777">
+      <w:pPr>
+        <w:pStyle w:val="Prrafodelista"/>
+        <w:numPr>
+          <w:ilvl w:val="0"/>
+          <w:numId w:val="19"/>
+        </w:numPr>
+        <w:rPr>
+          <w:rFonts w:ascii="Times New Roman" w:hAnsi="Times New Roman" w:cs="Times New Roman"/>
+          <w:sz w:val="24"/>
+          <w:szCs w:val="24"/>
+          <w:highlight w:val="yellow"/>
+        </w:rPr>
+      </w:pPr>
+      <w:r>
+        <w:rPr>
+          <w:rFonts w:ascii="Times New Roman" w:hAnsi="Times New Roman" w:cs="Times New Roman"/>
+          <w:sz w:val="24"/>
+          <w:szCs w:val="24"/>
+          <w:highlight w:val="yellow"/>
+        </w:rPr>
+        <w:t>75</w:t>
+      </w:r>
+    </w:p>
+    <w:p ns2:paraId="74238C2C" ns2:textId="77777777">
+      <w:pPr>
+        <w:pStyle w:val="Prrafodelista"/>
+        <w:numPr>
+          <w:ilvl w:val="0"/>
+          <w:numId w:val="19"/>
+        </w:numPr>
+        <w:rPr>
+          <w:rFonts w:ascii="Times New Roman" w:hAnsi="Times New Roman" w:cs="Times New Roman"/>
+          <w:sz w:val="24"/>
+          <w:szCs w:val="24"/>
+        </w:rPr>
+      </w:pPr>
+      <w:r>
+        <w:rPr>
+          <w:rFonts w:ascii="Times New Roman" w:hAnsi="Times New Roman" w:cs="Times New Roman"/>
+          <w:sz w:val="24"/>
+          <w:szCs w:val="24"/>
+        </w:rPr>
+        <w:t>80</w:t>
+      </w:r>
+    </w:p>
+    <w:p ns2:paraId="12C55E9C" ns2:textId="77777777">
+      <w:pPr>
+        <w:pStyle w:val="Prrafodelista"/>
+        <w:numPr>
+          <w:ilvl w:val="0"/>
+          <w:numId w:val="19"/>
+        </w:numPr>
+        <w:rPr>
+          <w:rFonts w:ascii="Times New Roman" w:hAnsi="Times New Roman" w:cs="Times New Roman"/>
+          <w:sz w:val="24"/>
+          <w:szCs w:val="24"/>
+        </w:rPr>
+      </w:pPr>
+      <w:r>
+        <w:rPr>
+          <w:rFonts w:ascii="Times New Roman" w:hAnsi="Times New Roman" w:cs="Times New Roman"/>
+          <w:sz w:val="24"/>
+          <w:szCs w:val="24"/>
+        </w:rPr>
+        <w:t>150</w:t>
+      </w:r>
+    </w:p>
+    <w:p ns2:paraId="38CB4C6E" ns2:textId="77777777">
+      <w:pPr>
+        <w:pStyle w:val="Prrafodelista"/>
+        <w:numPr>
+          <w:ilvl w:val="0"/>
+          <w:numId w:val="19"/>
+        </w:numPr>
+        <w:rPr>
+          <w:rFonts w:ascii="Times New Roman" w:hAnsi="Times New Roman" w:cs="Times New Roman"/>
+          <w:sz w:val="24"/>
+          <w:szCs w:val="24"/>
+        </w:rPr>
+      </w:pPr>
+      <w:r>
+        <w:rPr>
+          <w:rFonts w:ascii="Times New Roman" w:hAnsi="Times New Roman" w:cs="Times New Roman"/>
+          <w:sz w:val="24"/>
+          <w:szCs w:val="24"/>
+        </w:rPr>
+        <w:t>70</w:t>
+      </w:r>
+    </w:p>
+    <w:p ns2:paraId="6A3FF5EB" ns2:textId="77777777">
+      <w:pPr>
+        <w:pStyle w:val="Prrafodelista"/>
+        <w:numPr>
+          <w:ilvl w:val="0"/>
+          <w:numId w:val="19"/>
+        </w:numPr>
+        <w:rPr>
+          <w:rFonts w:ascii="Times New Roman" w:hAnsi="Times New Roman" w:cs="Times New Roman"/>
+          <w:sz w:val="24"/>
+          <w:szCs w:val="24"/>
+        </w:rPr>
+      </w:pPr>
+      <w:r>
+        <w:rPr>
+          <w:rFonts w:ascii="Times New Roman" w:hAnsi="Times New Roman" w:cs="Times New Roman"/>
+          <w:sz w:val="24"/>
+          <w:szCs w:val="24"/>
+        </w:rPr>
+        <w:t>50</w:t>
+      </w:r>
+    </w:p>
+    <w:p ns2:paraId="32CA3008" ns2:textId="77777777">
+      <w:pPr>
+        <w:rPr>
+          <w:rFonts w:ascii="Times New Roman" w:hAnsi="Times New Roman" w:cs="Times New Roman"/>
+          <w:sz w:val="24"/>
+          <w:szCs w:val="24"/>
+        </w:rPr>
+      </w:pPr>
+    </w:p>
+    <w:p ns2:paraId="11A17FD2" ns2:textId="77777777">
+      <w:pPr>
+        <w:rPr>
+          <w:rFonts w:ascii="Times New Roman" w:hAnsi="Times New Roman" w:cs="Times New Roman"/>
+          <w:b/>
+          <w:sz w:val="24"/>
+          <w:szCs w:val="24"/>
+        </w:rPr>
+      </w:pPr>
+      <w:r>
+        <w:rPr>
+          <w:rFonts w:ascii="Times New Roman" w:hAnsi="Times New Roman" w:cs="Times New Roman"/>
+          <w:b/>
+          <w:sz w:val="24"/>
+          <w:szCs w:val="24"/>
+        </w:rPr>
+        <w:br w:type="page"/>
+      </w:r>
+    </w:p>
+    <w:p/>
+    <w:sectPr>
+      <w:headerReference w:type="default" r:id="rId19"/>
+      <w:footerReference w:type="default" r:id="rId20"/>
+      <w:pgSz w:w="12242" w:h="18722"/>
+      <w:pgMar w:top="1134" w:right="1134" w:bottom="1134" w:left="1134" w:header="709" w:footer="709" w:gutter="0"/>
+      <w:cols w:space="708"/>
+      <w:docGrid w:linePitch="360"/>
+    </w:sectPr>
+  </w:body>
+</w:document>
 </file>
 
 <file path=word/endnotes.xml><?xml version="1.0" encoding="utf-8"?>
